--- a/Documents/Meeting Minutes with Hobbs Client/01-25-2013 Hobbs Client Meeting - 3.docx
+++ b/Documents/Meeting Minutes with Hobbs Client/01-25-2013 Hobbs Client Meeting - 3.docx
@@ -558,15 +558,10 @@
               <w:t>and admin</w:t>
             </w:r>
             <w:r>
-              <w:t xml:space="preserve"> edit service use </w:t>
-            </w:r>
-            <w:proofErr w:type="gramStart"/>
-            <w:r>
-              <w:t>case,</w:t>
-            </w:r>
-            <w:proofErr w:type="gramEnd"/>
-            <w:r>
-              <w:t xml:space="preserve"> create staff use case</w:t>
+              <w:t xml:space="preserve"> edit service use-</w:t>
+            </w:r>
+            <w:r>
+              <w:t>case, create staff use case</w:t>
             </w:r>
             <w:r>
               <w:t xml:space="preserve"> to </w:t>
@@ -617,11 +612,9 @@
             <w:r>
               <w:t>. Feedback to improve colour and design scheme (</w:t>
             </w:r>
-            <w:proofErr w:type="spellStart"/>
-            <w:r>
-              <w:t>minamized</w:t>
-            </w:r>
-            <w:proofErr w:type="spellEnd"/>
+            <w:r>
+              <w:t>minimized</w:t>
+            </w:r>
             <w:r>
               <w:t xml:space="preserve"> layout), location of the Log In to be moved up on the right side of the navigation bar.</w:t>
             </w:r>
@@ -779,7 +772,7 @@
               <w:t xml:space="preserve"> </w:t>
             </w:r>
             <w:r>
-              <w:t>including database ER diagram and deployment diagram completed</w:t>
+              <w:t xml:space="preserve">including database ER diagram and deployment diagram </w:t>
             </w:r>
           </w:p>
         </w:tc>
@@ -823,8 +816,6 @@
             <w:r>
               <w:t>Registration</w:t>
             </w:r>
-            <w:bookmarkStart w:id="0" w:name="_GoBack"/>
-            <w:bookmarkEnd w:id="0"/>
             <w:r>
               <w:t xml:space="preserve">, </w:t>
             </w:r>
@@ -926,7 +917,13 @@
               <w:cnfStyle w:val="000000100000" w:firstRow="0" w:lastRow="0" w:firstColumn="0" w:lastColumn="0" w:oddVBand="0" w:evenVBand="0" w:oddHBand="1" w:evenHBand="0" w:firstRowFirstColumn="0" w:firstRowLastColumn="0" w:lastRowFirstColumn="0" w:lastRowLastColumn="0"/>
             </w:pPr>
             <w:r>
-              <w:t>Inputting service items, description, prices on the</w:t>
+              <w:t xml:space="preserve">Inputting service items, description, </w:t>
+            </w:r>
+            <w:r>
+              <w:t xml:space="preserve"> and </w:t>
+            </w:r>
+            <w:r>
+              <w:t>prices on the</w:t>
             </w:r>
             <w:r>
               <w:t xml:space="preserve"> order page</w:t>
@@ -935,10 +932,19 @@
               <w:t xml:space="preserve"> including </w:t>
             </w:r>
             <w:r>
-              <w:t xml:space="preserve"> slideshow </w:t>
-            </w:r>
-            <w:r>
-              <w:t xml:space="preserve">images </w:t>
+              <w:t xml:space="preserve"> </w:t>
+            </w:r>
+            <w:r>
+              <w:t>banner image</w:t>
+            </w:r>
+            <w:r>
+              <w:t>s</w:t>
+            </w:r>
+            <w:r>
+              <w:t xml:space="preserve"> displayed</w:t>
+            </w:r>
+            <w:r>
+              <w:t xml:space="preserve"> </w:t>
             </w:r>
             <w:r>
               <w:t>on</w:t>
@@ -1025,7 +1031,10 @@
         <w:t>Signed:</w:t>
       </w:r>
     </w:p>
-    <w:p/>
+    <w:p>
+      <w:bookmarkStart w:id="0" w:name="_GoBack"/>
+      <w:bookmarkEnd w:id="0"/>
+    </w:p>
     <w:p>
       <w:pPr>
         <w:ind w:firstLine="720"/>

--- a/Documents/Meeting Minutes with Hobbs Client/01-25-2013 Hobbs Client Meeting - 3.docx
+++ b/Documents/Meeting Minutes with Hobbs Client/01-25-2013 Hobbs Client Meeting - 3.docx
@@ -258,7 +258,6 @@
               </w:rPr>
               <w:t xml:space="preserve">Presents: </w:t>
             </w:r>
-            <w:proofErr w:type="spellStart"/>
             <w:r>
               <w:rPr>
                 <w:rFonts w:asciiTheme="minorHAnsi" w:hAnsiTheme="minorHAnsi"/>
@@ -266,9 +265,8 @@
                 <w:color w:val="auto"/>
                 <w:sz w:val="24"/>
               </w:rPr>
-              <w:t>Tika</w:t>
-            </w:r>
-            <w:proofErr w:type="spellEnd"/>
+              <w:t>Tika Lal Bomjan and</w:t>
+            </w:r>
             <w:r>
               <w:rPr>
                 <w:rFonts w:asciiTheme="minorHAnsi" w:hAnsiTheme="minorHAnsi"/>
@@ -276,76 +274,7 @@
                 <w:color w:val="auto"/>
                 <w:sz w:val="24"/>
               </w:rPr>
-              <w:t xml:space="preserve"> </w:t>
-            </w:r>
-            <w:proofErr w:type="spellStart"/>
-            <w:r>
-              <w:rPr>
-                <w:rFonts w:asciiTheme="minorHAnsi" w:hAnsiTheme="minorHAnsi"/>
-                <w:b w:val="0"/>
-                <w:color w:val="auto"/>
-                <w:sz w:val="24"/>
-              </w:rPr>
-              <w:t>Lal</w:t>
-            </w:r>
-            <w:proofErr w:type="spellEnd"/>
-            <w:r>
-              <w:rPr>
-                <w:rFonts w:asciiTheme="minorHAnsi" w:hAnsiTheme="minorHAnsi"/>
-                <w:b w:val="0"/>
-                <w:color w:val="auto"/>
-                <w:sz w:val="24"/>
-              </w:rPr>
-              <w:t xml:space="preserve"> </w:t>
-            </w:r>
-            <w:proofErr w:type="spellStart"/>
-            <w:r>
-              <w:rPr>
-                <w:rFonts w:asciiTheme="minorHAnsi" w:hAnsiTheme="minorHAnsi"/>
-                <w:b w:val="0"/>
-                <w:color w:val="auto"/>
-                <w:sz w:val="24"/>
-              </w:rPr>
-              <w:t>Bomjan</w:t>
-            </w:r>
-            <w:proofErr w:type="spellEnd"/>
-            <w:r>
-              <w:rPr>
-                <w:rFonts w:asciiTheme="minorHAnsi" w:hAnsiTheme="minorHAnsi"/>
-                <w:b w:val="0"/>
-                <w:color w:val="auto"/>
-                <w:sz w:val="24"/>
-              </w:rPr>
-              <w:t xml:space="preserve"> and</w:t>
-            </w:r>
-            <w:r>
-              <w:rPr>
-                <w:rFonts w:asciiTheme="minorHAnsi" w:hAnsiTheme="minorHAnsi"/>
-                <w:b w:val="0"/>
-                <w:color w:val="auto"/>
-                <w:sz w:val="24"/>
-              </w:rPr>
-              <w:t xml:space="preserve"> </w:t>
-            </w:r>
-            <w:proofErr w:type="spellStart"/>
-            <w:r>
-              <w:rPr>
-                <w:rFonts w:asciiTheme="minorHAnsi" w:hAnsiTheme="minorHAnsi"/>
-                <w:b w:val="0"/>
-                <w:color w:val="auto"/>
-                <w:sz w:val="24"/>
-              </w:rPr>
-              <w:t>Gurvinder</w:t>
-            </w:r>
-            <w:proofErr w:type="spellEnd"/>
-            <w:r>
-              <w:rPr>
-                <w:rFonts w:asciiTheme="minorHAnsi" w:hAnsiTheme="minorHAnsi"/>
-                <w:b w:val="0"/>
-                <w:color w:val="auto"/>
-                <w:sz w:val="24"/>
-              </w:rPr>
-              <w:t xml:space="preserve"> Kaur</w:t>
+              <w:t xml:space="preserve"> Gurvinder Kaur</w:t>
             </w:r>
             <w:r>
               <w:rPr>
@@ -500,7 +429,13 @@
               <w:t xml:space="preserve"> improved</w:t>
             </w:r>
             <w:r>
-              <w:t xml:space="preserve"> UML designs: Use Case Diagrams, Specifications, Class Diagram, </w:t>
+              <w:t xml:space="preserve"> UML designs: </w:t>
+            </w:r>
+            <w:r>
+              <w:t>Use-Case</w:t>
+            </w:r>
+            <w:r>
+              <w:t xml:space="preserve"> Diagrams, Specifications, Class Diagram, </w:t>
             </w:r>
             <w:r>
               <w:t>and Sequence</w:t>
@@ -538,9 +473,6 @@
           <w:p>
             <w:pPr>
               <w:cnfStyle w:val="000000000000" w:firstRow="0" w:lastRow="0" w:firstColumn="0" w:lastColumn="0" w:oddVBand="0" w:evenVBand="0" w:oddHBand="0" w:evenHBand="0" w:firstRowFirstColumn="0" w:firstRowLastColumn="0" w:lastRowFirstColumn="0" w:lastRowLastColumn="0"/>
-              <w:rPr>
-                <w:color w:val="auto"/>
-              </w:rPr>
             </w:pPr>
             <w:r>
               <w:t xml:space="preserve">Feedback: </w:t>
@@ -552,22 +484,113 @@
               <w:t xml:space="preserve">iagram, </w:t>
             </w:r>
             <w:r>
-              <w:t xml:space="preserve">Use Case diagram actor to be changed to admin (only one member), </w:t>
-            </w:r>
-            <w:r>
-              <w:t>and admin</w:t>
-            </w:r>
-            <w:r>
-              <w:t xml:space="preserve"> edit service use-</w:t>
-            </w:r>
-            <w:r>
-              <w:t>case, create staff use case</w:t>
-            </w:r>
-            <w:r>
-              <w:t xml:space="preserve"> to </w:t>
-            </w:r>
-            <w:r>
-              <w:t>be included. Update Use Case Specifications with the Use Case Diagram. Make changes to Class Diagram to ensure the database names are consistent with the actual MySQL database.</w:t>
+              <w:t>Use-</w:t>
+            </w:r>
+            <w:r>
+              <w:t xml:space="preserve">Case diagram actor to be changed to admin (only one </w:t>
+            </w:r>
+            <w:r>
+              <w:t xml:space="preserve">staff </w:t>
+            </w:r>
+            <w:r>
+              <w:t>member</w:t>
+            </w:r>
+            <w:r>
+              <w:t xml:space="preserve"> at the moment</w:t>
+            </w:r>
+            <w:r>
+              <w:t>)</w:t>
+            </w:r>
+          </w:p>
+          <w:p>
+            <w:pPr>
+              <w:cnfStyle w:val="000000000000" w:firstRow="0" w:lastRow="0" w:firstColumn="0" w:lastColumn="0" w:oddVBand="0" w:evenVBand="0" w:oddHBand="0" w:evenHBand="0" w:firstRowFirstColumn="0" w:firstRowLastColumn="0" w:lastRowFirstColumn="0" w:lastRowLastColumn="0"/>
+            </w:pPr>
+            <w:r>
+              <w:t>A</w:t>
+            </w:r>
+            <w:r>
+              <w:t>dmin</w:t>
+            </w:r>
+            <w:r>
+              <w:t xml:space="preserve"> should be able to edit service</w:t>
+            </w:r>
+            <w:r>
+              <w:t xml:space="preserve"> items.</w:t>
+            </w:r>
+          </w:p>
+          <w:p>
+            <w:pPr>
+              <w:cnfStyle w:val="000000000000" w:firstRow="0" w:lastRow="0" w:firstColumn="0" w:lastColumn="0" w:oddVBand="0" w:evenVBand="0" w:oddHBand="0" w:evenHBand="0" w:firstRowFirstColumn="0" w:firstRowLastColumn="0" w:lastRowFirstColumn="0" w:lastRowLastColumn="0"/>
+            </w:pPr>
+            <w:r>
+              <w:t>C</w:t>
+            </w:r>
+            <w:r>
+              <w:t>reate new admin</w:t>
+            </w:r>
+            <w:r>
+              <w:t xml:space="preserve"> account as</w:t>
+            </w:r>
+            <w:r>
+              <w:t xml:space="preserve"> use-case</w:t>
+            </w:r>
+            <w:r>
+              <w:t xml:space="preserve"> </w:t>
+            </w:r>
+            <w:r>
+              <w:t>in the use-case diagram</w:t>
+            </w:r>
+            <w:r>
+              <w:t xml:space="preserve">, and </w:t>
+            </w:r>
+            <w:r>
+              <w:t xml:space="preserve">in </w:t>
+            </w:r>
+            <w:r>
+              <w:t>all other diagram outputs</w:t>
+            </w:r>
+            <w:r>
+              <w:t>.</w:t>
+            </w:r>
+            <w:r>
+              <w:t xml:space="preserve"> </w:t>
+            </w:r>
+          </w:p>
+          <w:p>
+            <w:pPr>
+              <w:cnfStyle w:val="000000000000" w:firstRow="0" w:lastRow="0" w:firstColumn="0" w:lastColumn="0" w:oddVBand="0" w:evenVBand="0" w:oddHBand="0" w:evenHBand="0" w:firstRowFirstColumn="0" w:firstRowLastColumn="0" w:lastRowFirstColumn="0" w:lastRowLastColumn="0"/>
+            </w:pPr>
+            <w:r>
+              <w:t>Update Use-</w:t>
+            </w:r>
+            <w:r>
+              <w:t xml:space="preserve">Case Specifications </w:t>
+            </w:r>
+            <w:r>
+              <w:t>with the Use-</w:t>
+            </w:r>
+            <w:r>
+              <w:t xml:space="preserve">Case Diagram. </w:t>
+            </w:r>
+          </w:p>
+          <w:p>
+            <w:pPr>
+              <w:cnfStyle w:val="000000000000" w:firstRow="0" w:lastRow="0" w:firstColumn="0" w:lastColumn="0" w:oddVBand="0" w:evenVBand="0" w:oddHBand="0" w:evenHBand="0" w:firstRowFirstColumn="0" w:firstRowLastColumn="0" w:lastRowFirstColumn="0" w:lastRowLastColumn="0"/>
+            </w:pPr>
+            <w:r>
+              <w:t>Make changes to Class Diagram to ensure the database names are consistent with the actual MySQL database.</w:t>
+            </w:r>
+          </w:p>
+          <w:p>
+            <w:pPr>
+              <w:cnfStyle w:val="000000000000" w:firstRow="0" w:lastRow="0" w:firstColumn="0" w:lastColumn="0" w:oddVBand="0" w:evenVBand="0" w:oddHBand="0" w:evenHBand="0" w:firstRowFirstColumn="0" w:firstRowLastColumn="0" w:lastRowFirstColumn="0" w:lastRowLastColumn="0"/>
+            </w:pPr>
+            <w:r>
+              <w:t>Ima</w:t>
+            </w:r>
+            <w:r>
+              <w:t>ge not displaying on Order Page</w:t>
             </w:r>
           </w:p>
         </w:tc>
@@ -613,10 +636,28 @@
               <w:t>. Feedback to improve colour and design scheme (</w:t>
             </w:r>
             <w:r>
-              <w:t>minimized</w:t>
-            </w:r>
-            <w:r>
-              <w:t xml:space="preserve"> layout), location of the Log In to be moved up on the right side of the navigation bar.</w:t>
+              <w:rPr>
+                <w:rFonts w:ascii="Times New Roman" w:hAnsi="Times New Roman" w:cs="Times New Roman"/>
+              </w:rPr>
+              <w:t>minimalized</w:t>
+            </w:r>
+            <w:r>
+              <w:t xml:space="preserve"> </w:t>
+            </w:r>
+            <w:r>
+              <w:t xml:space="preserve"> layout), location of the Log In to be </w:t>
+            </w:r>
+            <w:r>
+              <w:t>shifted to the right top corner</w:t>
+            </w:r>
+            <w:r>
+              <w:t xml:space="preserve"> of the </w:t>
+            </w:r>
+            <w:r>
+              <w:t xml:space="preserve">header </w:t>
+            </w:r>
+            <w:r>
+              <w:t>navigation bar</w:t>
             </w:r>
           </w:p>
         </w:tc>
@@ -820,15 +861,28 @@
               <w:t xml:space="preserve">, </w:t>
             </w:r>
             <w:r>
-              <w:t xml:space="preserve">Account positioned on the right side of the </w:t>
-            </w:r>
-            <w:proofErr w:type="spellStart"/>
-            <w:r>
-              <w:t>navbar</w:t>
-            </w:r>
-            <w:proofErr w:type="spellEnd"/>
-            <w:r>
-              <w:t xml:space="preserve"> as it looked more appropriate with the design)</w:t>
+              <w:t xml:space="preserve">Account) - </w:t>
+            </w:r>
+            <w:r>
+              <w:t xml:space="preserve">positioned </w:t>
+            </w:r>
+            <w:r>
+              <w:t>it on the right top corner</w:t>
+            </w:r>
+            <w:r>
+              <w:t xml:space="preserve"> of the nav</w:t>
+            </w:r>
+            <w:r>
+              <w:t xml:space="preserve">igation </w:t>
+            </w:r>
+            <w:r>
+              <w:t>bar as it looked more appropriate with the design)</w:t>
+            </w:r>
+            <w:r>
+              <w:t>. Working on fixing the imag</w:t>
+            </w:r>
+            <w:r>
+              <w:t>e to be displayed on Order page</w:t>
             </w:r>
           </w:p>
         </w:tc>
@@ -853,7 +907,7 @@
               <w:rPr>
                 <w:color w:val="auto"/>
               </w:rPr>
-              <w:t>3</w:t>
+              <w:t>4</w:t>
             </w:r>
           </w:p>
         </w:tc>
@@ -904,7 +958,7 @@
               <w:jc w:val="center"/>
             </w:pPr>
             <w:r>
-              <w:t>4</w:t>
+              <w:t>5</w:t>
             </w:r>
           </w:p>
         </w:tc>
@@ -917,10 +971,13 @@
               <w:cnfStyle w:val="000000100000" w:firstRow="0" w:lastRow="0" w:firstColumn="0" w:lastColumn="0" w:oddVBand="0" w:evenVBand="0" w:oddHBand="1" w:evenHBand="0" w:firstRowFirstColumn="0" w:firstRowLastColumn="0" w:lastRowFirstColumn="0" w:lastRowLastColumn="0"/>
             </w:pPr>
             <w:r>
-              <w:t xml:space="preserve">Inputting service items, description, </w:t>
-            </w:r>
-            <w:r>
-              <w:t xml:space="preserve"> and </w:t>
+              <w:t>Inputt</w:t>
+            </w:r>
+            <w:r>
+              <w:t xml:space="preserve">ing service items, description </w:t>
+            </w:r>
+            <w:r>
+              <w:t xml:space="preserve">and </w:t>
             </w:r>
             <w:r>
               <w:t>prices on the</w:t>
@@ -935,10 +992,13 @@
               <w:t xml:space="preserve"> </w:t>
             </w:r>
             <w:r>
-              <w:t>banner image</w:t>
-            </w:r>
-            <w:r>
-              <w:t>s</w:t>
+              <w:t xml:space="preserve">an  </w:t>
+            </w:r>
+            <w:r>
+              <w:t xml:space="preserve"> image</w:t>
+            </w:r>
+            <w:r>
+              <w:t xml:space="preserve"> banner</w:t>
             </w:r>
             <w:r>
               <w:t xml:space="preserve"> displayed</w:t>
@@ -975,8 +1035,10 @@
               <w:rPr>
                 <w:color w:val="auto"/>
               </w:rPr>
-              <w:t>5</w:t>
-            </w:r>
+              <w:t>6</w:t>
+            </w:r>
+            <w:bookmarkStart w:id="0" w:name="_GoBack"/>
+            <w:bookmarkEnd w:id="0"/>
           </w:p>
         </w:tc>
         <w:tc>
@@ -991,7 +1053,13 @@
               </w:rPr>
             </w:pPr>
             <w:r>
-              <w:t>Created Admin Panel with option to edit service items, descriptions, prices, also image. (Admin can update, add and remove service item details)</w:t>
+              <w:t>Created Admin Panel with option to edit service items, descriptions, prices</w:t>
+            </w:r>
+            <w:r>
+              <w:t xml:space="preserve">. </w:t>
+            </w:r>
+            <w:r>
+              <w:t xml:space="preserve"> (Admin can update, add and remove service item details)</w:t>
             </w:r>
           </w:p>
         </w:tc>
@@ -1028,13 +1096,11 @@
           <w:i w:val="0"/>
           <w:color w:val="auto"/>
         </w:rPr>
+        <w:lastRenderedPageBreak/>
         <w:t>Signed:</w:t>
       </w:r>
     </w:p>
-    <w:p>
-      <w:bookmarkStart w:id="0" w:name="_GoBack"/>
-      <w:bookmarkEnd w:id="0"/>
-    </w:p>
+    <w:p/>
     <w:p>
       <w:pPr>
         <w:ind w:firstLine="720"/>
@@ -1042,19 +1108,11 @@
           <w:b/>
         </w:rPr>
       </w:pPr>
-      <w:proofErr w:type="spellStart"/>
       <w:r>
         <w:rPr>
           <w:b/>
         </w:rPr>
-        <w:t>Gurvinder</w:t>
-      </w:r>
-      <w:proofErr w:type="spellEnd"/>
-      <w:r>
-        <w:rPr>
-          <w:b/>
-        </w:rPr>
-        <w:t xml:space="preserve"> Kaur</w:t>
+        <w:t>Gurvinder Kaur</w:t>
       </w:r>
       <w:r>
         <w:rPr>
@@ -1091,43 +1149,8 @@
           <w:b/>
         </w:rPr>
         <w:tab/>
+        <w:t>Tika Lal Bomjan</w:t>
       </w:r>
-      <w:proofErr w:type="spellStart"/>
-      <w:r>
-        <w:rPr>
-          <w:b/>
-        </w:rPr>
-        <w:t>Tika</w:t>
-      </w:r>
-      <w:proofErr w:type="spellEnd"/>
-      <w:r>
-        <w:rPr>
-          <w:b/>
-        </w:rPr>
-        <w:t xml:space="preserve"> </w:t>
-      </w:r>
-      <w:proofErr w:type="spellStart"/>
-      <w:r>
-        <w:rPr>
-          <w:b/>
-        </w:rPr>
-        <w:t>Lal</w:t>
-      </w:r>
-      <w:proofErr w:type="spellEnd"/>
-      <w:r>
-        <w:rPr>
-          <w:b/>
-        </w:rPr>
-        <w:t xml:space="preserve"> </w:t>
-      </w:r>
-      <w:proofErr w:type="spellStart"/>
-      <w:r>
-        <w:rPr>
-          <w:b/>
-        </w:rPr>
-        <w:t>Bomjan</w:t>
-      </w:r>
-      <w:proofErr w:type="spellEnd"/>
     </w:p>
     <w:p>
       <w:pPr>
@@ -1142,7 +1165,6 @@
         <w:ind w:firstLine="720"/>
       </w:pPr>
       <w:r>
-        <w:lastRenderedPageBreak/>
         <w:t>……………………...............</w:t>
       </w:r>
       <w:r>
@@ -1206,6 +1228,7 @@
     <w:p/>
     <w:sectPr>
       <w:headerReference w:type="default" r:id="rId9"/>
+      <w:footerReference w:type="default" r:id="rId10"/>
       <w:pgSz w:w="11906" w:h="16838"/>
       <w:pgMar w:top="1440" w:right="1440" w:bottom="1440" w:left="1440" w:header="708" w:footer="708" w:gutter="0"/>
       <w:pgBorders w:offsetFrom="page">
@@ -1244,6 +1267,67 @@
     </w:p>
   </w:endnote>
 </w:endnotes>
+</file>
+
+<file path=word/footer1.xml><?xml version="1.0" encoding="utf-8"?>
+<w:ftr xmlns:wpc="http://schemas.microsoft.com/office/word/2010/wordprocessingCanvas" xmlns:mc="http://schemas.openxmlformats.org/markup-compatibility/2006" xmlns:o="urn:schemas-microsoft-com:office:office" xmlns:r="http://schemas.openxmlformats.org/officeDocument/2006/relationships" xmlns:m="http://schemas.openxmlformats.org/officeDocument/2006/math" xmlns:v="urn:schemas-microsoft-com:vml" xmlns:wp14="http://schemas.microsoft.com/office/word/2010/wordprocessingDrawing" xmlns:wp="http://schemas.openxmlformats.org/drawingml/2006/wordprocessingDrawing" xmlns:w10="urn:schemas-microsoft-com:office:word" xmlns:w="http://schemas.openxmlformats.org/wordprocessingml/2006/main" xmlns:w14="http://schemas.microsoft.com/office/word/2010/wordml" xmlns:wpg="http://schemas.microsoft.com/office/word/2010/wordprocessingGroup" xmlns:wpi="http://schemas.microsoft.com/office/word/2010/wordprocessingInk" xmlns:wne="http://schemas.microsoft.com/office/word/2006/wordml" xmlns:wps="http://schemas.microsoft.com/office/word/2010/wordprocessingShape" mc:Ignorable="w14 wp14">
+  <w:sdt>
+    <w:sdtPr>
+      <w:id w:val="743923871"/>
+      <w:docPartObj>
+        <w:docPartGallery w:val="Page Numbers (Bottom of Page)"/>
+        <w:docPartUnique/>
+      </w:docPartObj>
+    </w:sdtPr>
+    <w:sdtEndPr>
+      <w:rPr>
+        <w:noProof/>
+      </w:rPr>
+    </w:sdtEndPr>
+    <w:sdtContent>
+      <w:p>
+        <w:pPr>
+          <w:pStyle w:val="Footer"/>
+        </w:pPr>
+        <w:r>
+          <w:t>Hobbs Dry Cleaners &amp; Launderette Meeting Minutes #3</w:t>
+        </w:r>
+        <w:r>
+          <w:tab/>
+        </w:r>
+        <w:r>
+          <w:tab/>
+        </w:r>
+        <w:r>
+          <w:fldChar w:fldCharType="begin"/>
+        </w:r>
+        <w:r>
+          <w:instrText xml:space="preserve"> PAGE   \* MERGEFORMAT </w:instrText>
+        </w:r>
+        <w:r>
+          <w:fldChar w:fldCharType="separate"/>
+        </w:r>
+        <w:r>
+          <w:rPr>
+            <w:noProof/>
+          </w:rPr>
+          <w:t>1</w:t>
+        </w:r>
+        <w:r>
+          <w:rPr>
+            <w:noProof/>
+          </w:rPr>
+          <w:fldChar w:fldCharType="end"/>
+        </w:r>
+      </w:p>
+    </w:sdtContent>
+  </w:sdt>
+  <w:p>
+    <w:pPr>
+      <w:pStyle w:val="Footer"/>
+    </w:pPr>
+  </w:p>
+</w:ftr>
 </file>
 
 <file path=word/footnotes.xml><?xml version="1.0" encoding="utf-8"?>
